--- a/flow/20231121_replace_text/молитва причасника.docx
+++ b/flow/20231121_replace_text/молитва причасника.docx
@@ -221,11 +221,222 @@
           <w:lang w:val="ru-MD"/>
         </w:rPr>
       </w:pPr>
-      <w:r>
-        <w:rPr>
-          <w:lang w:val="ru-MD"/>
-        </w:rPr>
-        <w:t>Вíрую, Го́споди, і ісповíдую, що Ти — воíстину Христо́с, Син Бо́га живо́го, що прийшо́в у світ грíшників спасти́, з яки́х пе́рший (пе́рш</w:t>
+      <w:proofErr w:type="spellStart"/>
+      <w:r>
+        <w:rPr>
+          <w:lang w:val="ru-MD"/>
+        </w:rPr>
+        <w:t>Вíрую</w:t>
+      </w:r>
+      <w:proofErr w:type="spellEnd"/>
+      <w:r>
+        <w:rPr>
+          <w:lang w:val="ru-MD"/>
+        </w:rPr>
+        <w:t xml:space="preserve">, </w:t>
+      </w:r>
+      <w:proofErr w:type="spellStart"/>
+      <w:r>
+        <w:rPr>
+          <w:lang w:val="ru-MD"/>
+        </w:rPr>
+        <w:t>Го́споди</w:t>
+      </w:r>
+      <w:proofErr w:type="spellEnd"/>
+      <w:r>
+        <w:rPr>
+          <w:lang w:val="ru-MD"/>
+        </w:rPr>
+        <w:t xml:space="preserve">, і </w:t>
+      </w:r>
+      <w:proofErr w:type="spellStart"/>
+      <w:r>
+        <w:rPr>
+          <w:lang w:val="ru-MD"/>
+        </w:rPr>
+        <w:t>ісповíдую</w:t>
+      </w:r>
+      <w:proofErr w:type="spellEnd"/>
+      <w:r>
+        <w:rPr>
+          <w:lang w:val="ru-MD"/>
+        </w:rPr>
+        <w:t xml:space="preserve">, </w:t>
+      </w:r>
+      <w:proofErr w:type="spellStart"/>
+      <w:r>
+        <w:rPr>
+          <w:lang w:val="ru-MD"/>
+        </w:rPr>
+        <w:t>що</w:t>
+      </w:r>
+      <w:proofErr w:type="spellEnd"/>
+      <w:r>
+        <w:rPr>
+          <w:lang w:val="ru-MD"/>
+        </w:rPr>
+        <w:t xml:space="preserve"> </w:t>
+      </w:r>
+      <w:proofErr w:type="spellStart"/>
+      <w:r>
+        <w:rPr>
+          <w:lang w:val="ru-MD"/>
+        </w:rPr>
+        <w:t>Ти</w:t>
+      </w:r>
+      <w:proofErr w:type="spellEnd"/>
+      <w:r>
+        <w:rPr>
+          <w:lang w:val="ru-MD"/>
+        </w:rPr>
+        <w:t xml:space="preserve"> — </w:t>
+      </w:r>
+      <w:proofErr w:type="spellStart"/>
+      <w:r>
+        <w:rPr>
+          <w:lang w:val="ru-MD"/>
+        </w:rPr>
+        <w:t>воíстину</w:t>
+      </w:r>
+      <w:proofErr w:type="spellEnd"/>
+      <w:r>
+        <w:rPr>
+          <w:lang w:val="ru-MD"/>
+        </w:rPr>
+        <w:t xml:space="preserve"> </w:t>
+      </w:r>
+      <w:proofErr w:type="spellStart"/>
+      <w:r>
+        <w:rPr>
+          <w:lang w:val="ru-MD"/>
+        </w:rPr>
+        <w:t>Христо́с</w:t>
+      </w:r>
+      <w:proofErr w:type="spellEnd"/>
+      <w:r>
+        <w:rPr>
+          <w:lang w:val="ru-MD"/>
+        </w:rPr>
+        <w:t xml:space="preserve">, Син </w:t>
+      </w:r>
+      <w:proofErr w:type="spellStart"/>
+      <w:r>
+        <w:rPr>
+          <w:lang w:val="ru-MD"/>
+        </w:rPr>
+        <w:t>Бо́га</w:t>
+      </w:r>
+      <w:proofErr w:type="spellEnd"/>
+      <w:r>
+        <w:rPr>
+          <w:lang w:val="ru-MD"/>
+        </w:rPr>
+        <w:t xml:space="preserve"> </w:t>
+      </w:r>
+      <w:proofErr w:type="spellStart"/>
+      <w:r>
+        <w:rPr>
+          <w:lang w:val="ru-MD"/>
+        </w:rPr>
+        <w:t>живо́го</w:t>
+      </w:r>
+      <w:proofErr w:type="spellEnd"/>
+      <w:r>
+        <w:rPr>
+          <w:lang w:val="ru-MD"/>
+        </w:rPr>
+        <w:t xml:space="preserve">, </w:t>
+      </w:r>
+      <w:proofErr w:type="spellStart"/>
+      <w:r>
+        <w:rPr>
+          <w:lang w:val="ru-MD"/>
+        </w:rPr>
+        <w:t>що</w:t>
+      </w:r>
+      <w:proofErr w:type="spellEnd"/>
+      <w:r>
+        <w:rPr>
+          <w:lang w:val="ru-MD"/>
+        </w:rPr>
+        <w:t xml:space="preserve"> </w:t>
+      </w:r>
+      <w:proofErr w:type="spellStart"/>
+      <w:r>
+        <w:rPr>
+          <w:lang w:val="ru-MD"/>
+        </w:rPr>
+        <w:t>прийшо́в</w:t>
+      </w:r>
+      <w:proofErr w:type="spellEnd"/>
+      <w:r>
+        <w:rPr>
+          <w:lang w:val="ru-MD"/>
+        </w:rPr>
+        <w:t xml:space="preserve"> у </w:t>
+      </w:r>
+      <w:proofErr w:type="spellStart"/>
+      <w:r>
+        <w:rPr>
+          <w:lang w:val="ru-MD"/>
+        </w:rPr>
+        <w:t>світ</w:t>
+      </w:r>
+      <w:proofErr w:type="spellEnd"/>
+      <w:r>
+        <w:rPr>
+          <w:lang w:val="ru-MD"/>
+        </w:rPr>
+        <w:t xml:space="preserve"> </w:t>
+      </w:r>
+      <w:proofErr w:type="spellStart"/>
+      <w:r>
+        <w:rPr>
+          <w:lang w:val="ru-MD"/>
+        </w:rPr>
+        <w:t>грíшників</w:t>
+      </w:r>
+      <w:proofErr w:type="spellEnd"/>
+      <w:r>
+        <w:rPr>
+          <w:lang w:val="ru-MD"/>
+        </w:rPr>
+        <w:t xml:space="preserve"> спасти́, з </w:t>
+      </w:r>
+      <w:proofErr w:type="spellStart"/>
+      <w:r>
+        <w:rPr>
+          <w:lang w:val="ru-MD"/>
+        </w:rPr>
+        <w:t>яки́х</w:t>
+      </w:r>
+      <w:proofErr w:type="spellEnd"/>
+      <w:r>
+        <w:rPr>
+          <w:lang w:val="ru-MD"/>
+        </w:rPr>
+        <w:t xml:space="preserve"> </w:t>
+      </w:r>
+      <w:proofErr w:type="spellStart"/>
+      <w:r>
+        <w:rPr>
+          <w:lang w:val="ru-MD"/>
+        </w:rPr>
+        <w:t>пе́рший</w:t>
+      </w:r>
+      <w:proofErr w:type="spellEnd"/>
+      <w:r>
+        <w:rPr>
+          <w:lang w:val="ru-MD"/>
+        </w:rPr>
+        <w:t xml:space="preserve"> (</w:t>
+      </w:r>
+      <w:proofErr w:type="spellStart"/>
+      <w:r>
+        <w:rPr>
+          <w:lang w:val="ru-MD"/>
+        </w:rPr>
+        <w:t>пе́рш</w:t>
       </w:r>
       <w:r>
         <w:rPr>
@@ -233,6 +444,7 @@
         </w:rPr>
         <w:t>а</w:t>
       </w:r>
+      <w:proofErr w:type="spellEnd"/>
       <w:r>
         <w:rPr>
           <w:lang w:val="ru-MD"/>
@@ -258,24 +470,112 @@
           <w:lang w:val="ru-MD"/>
         </w:rPr>
       </w:pPr>
-      <w:r>
-        <w:rPr>
-          <w:lang w:val="ru-MD"/>
-        </w:rPr>
-        <w:t>Вече́рі Твоє́ї та́йної сього́дні, Си́ну Бо́жий, мене́, прича́сника</w:t>
-      </w:r>
+      <w:proofErr w:type="spellStart"/>
+      <w:r>
+        <w:rPr>
+          <w:lang w:val="ru-MD"/>
+        </w:rPr>
+        <w:t>Вече́рі</w:t>
+      </w:r>
+      <w:proofErr w:type="spellEnd"/>
+      <w:r>
+        <w:rPr>
+          <w:lang w:val="ru-MD"/>
+        </w:rPr>
+        <w:t xml:space="preserve"> </w:t>
+      </w:r>
+      <w:proofErr w:type="spellStart"/>
+      <w:r>
+        <w:rPr>
+          <w:lang w:val="ru-MD"/>
+        </w:rPr>
+        <w:t>Твоє́ї</w:t>
+      </w:r>
+      <w:proofErr w:type="spellEnd"/>
+      <w:r>
+        <w:rPr>
+          <w:lang w:val="ru-MD"/>
+        </w:rPr>
+        <w:t xml:space="preserve"> </w:t>
+      </w:r>
+      <w:proofErr w:type="spellStart"/>
+      <w:r>
+        <w:rPr>
+          <w:lang w:val="ru-MD"/>
+        </w:rPr>
+        <w:t>та́йної</w:t>
+      </w:r>
+      <w:proofErr w:type="spellEnd"/>
+      <w:r>
+        <w:rPr>
+          <w:lang w:val="ru-MD"/>
+        </w:rPr>
+        <w:t xml:space="preserve"> </w:t>
+      </w:r>
+      <w:proofErr w:type="spellStart"/>
+      <w:r>
+        <w:rPr>
+          <w:lang w:val="ru-MD"/>
+        </w:rPr>
+        <w:t>сього́дні</w:t>
+      </w:r>
+      <w:proofErr w:type="spellEnd"/>
+      <w:r>
+        <w:rPr>
+          <w:lang w:val="ru-MD"/>
+        </w:rPr>
+        <w:t xml:space="preserve">, </w:t>
+      </w:r>
+      <w:proofErr w:type="spellStart"/>
+      <w:r>
+        <w:rPr>
+          <w:lang w:val="ru-MD"/>
+        </w:rPr>
+        <w:t>Си́ну</w:t>
+      </w:r>
+      <w:proofErr w:type="spellEnd"/>
+      <w:r>
+        <w:rPr>
+          <w:lang w:val="ru-MD"/>
+        </w:rPr>
+        <w:t xml:space="preserve"> </w:t>
+      </w:r>
+      <w:proofErr w:type="spellStart"/>
+      <w:r>
+        <w:rPr>
+          <w:lang w:val="ru-MD"/>
+        </w:rPr>
+        <w:t>Бо́жий</w:t>
+      </w:r>
+      <w:proofErr w:type="spellEnd"/>
+      <w:r>
+        <w:rPr>
+          <w:lang w:val="ru-MD"/>
+        </w:rPr>
+        <w:t xml:space="preserve">, мене́, </w:t>
+      </w:r>
+      <w:proofErr w:type="spellStart"/>
+      <w:r>
+        <w:rPr>
+          <w:lang w:val="ru-MD"/>
+        </w:rPr>
+        <w:t>прича́сника</w:t>
+      </w:r>
+      <w:proofErr w:type="spellEnd"/>
       <w:r>
         <w:rPr>
           <w:lang w:val="ru-MD"/>
         </w:rPr>
         <w:t xml:space="preserve"> (</w:t>
       </w:r>
+      <w:proofErr w:type="spellStart"/>
       <w:r>
         <w:rPr>
           <w:lang w:val="ru-MD"/>
         </w:rPr>
         <w:t>прича́сни</w:t>
       </w:r>
+      <w:proofErr w:type="spellEnd"/>
       <w:r>
         <w:t>цю</w:t>
       </w:r>
@@ -283,13 +583,161 @@
         <w:rPr>
           <w:lang w:val="ru-MD"/>
         </w:rPr>
-        <w:t>)</w:t>
-      </w:r>
-      <w:r>
-        <w:rPr>
-          <w:lang w:val="ru-MD"/>
-        </w:rPr>
-        <w:t>, прийми́, бо ворога́м Твої́м та́йни не повíм і поцілу́нку не дам Тобí, як Ю́да, але́, як розбíйник, ісповíдую Тебе́:</w:t>
+        <w:t xml:space="preserve">), </w:t>
+      </w:r>
+      <w:proofErr w:type="spellStart"/>
+      <w:r>
+        <w:rPr>
+          <w:lang w:val="ru-MD"/>
+        </w:rPr>
+        <w:t>прийми</w:t>
+      </w:r>
+      <w:proofErr w:type="spellEnd"/>
+      <w:r>
+        <w:rPr>
+          <w:lang w:val="ru-MD"/>
+        </w:rPr>
+        <w:t xml:space="preserve">́, </w:t>
+      </w:r>
+      <w:proofErr w:type="spellStart"/>
+      <w:r>
+        <w:rPr>
+          <w:lang w:val="ru-MD"/>
+        </w:rPr>
+        <w:t>бо</w:t>
+      </w:r>
+      <w:proofErr w:type="spellEnd"/>
+      <w:r>
+        <w:rPr>
+          <w:lang w:val="ru-MD"/>
+        </w:rPr>
+        <w:t xml:space="preserve"> </w:t>
+      </w:r>
+      <w:proofErr w:type="spellStart"/>
+      <w:r>
+        <w:rPr>
+          <w:lang w:val="ru-MD"/>
+        </w:rPr>
+        <w:t>ворога́м</w:t>
+      </w:r>
+      <w:proofErr w:type="spellEnd"/>
+      <w:r>
+        <w:rPr>
+          <w:lang w:val="ru-MD"/>
+        </w:rPr>
+        <w:t xml:space="preserve"> </w:t>
+      </w:r>
+      <w:proofErr w:type="spellStart"/>
+      <w:r>
+        <w:rPr>
+          <w:lang w:val="ru-MD"/>
+        </w:rPr>
+        <w:t>Твої́м</w:t>
+      </w:r>
+      <w:proofErr w:type="spellEnd"/>
+      <w:r>
+        <w:rPr>
+          <w:lang w:val="ru-MD"/>
+        </w:rPr>
+        <w:t xml:space="preserve"> </w:t>
+      </w:r>
+      <w:proofErr w:type="spellStart"/>
+      <w:r>
+        <w:rPr>
+          <w:lang w:val="ru-MD"/>
+        </w:rPr>
+        <w:t>та́йни</w:t>
+      </w:r>
+      <w:proofErr w:type="spellEnd"/>
+      <w:r>
+        <w:rPr>
+          <w:lang w:val="ru-MD"/>
+        </w:rPr>
+        <w:t xml:space="preserve"> не </w:t>
+      </w:r>
+      <w:proofErr w:type="spellStart"/>
+      <w:r>
+        <w:rPr>
+          <w:lang w:val="ru-MD"/>
+        </w:rPr>
+        <w:t>повíм</w:t>
+      </w:r>
+      <w:proofErr w:type="spellEnd"/>
+      <w:r>
+        <w:rPr>
+          <w:lang w:val="ru-MD"/>
+        </w:rPr>
+        <w:t xml:space="preserve"> і </w:t>
+      </w:r>
+      <w:proofErr w:type="spellStart"/>
+      <w:r>
+        <w:rPr>
+          <w:lang w:val="ru-MD"/>
+        </w:rPr>
+        <w:t>поцілу́нку</w:t>
+      </w:r>
+      <w:proofErr w:type="spellEnd"/>
+      <w:r>
+        <w:rPr>
+          <w:lang w:val="ru-MD"/>
+        </w:rPr>
+        <w:t xml:space="preserve"> не дам </w:t>
+      </w:r>
+      <w:proofErr w:type="spellStart"/>
+      <w:r>
+        <w:rPr>
+          <w:lang w:val="ru-MD"/>
+        </w:rPr>
+        <w:t>Тобí</w:t>
+      </w:r>
+      <w:proofErr w:type="spellEnd"/>
+      <w:r>
+        <w:rPr>
+          <w:lang w:val="ru-MD"/>
+        </w:rPr>
+        <w:t xml:space="preserve">, як </w:t>
+      </w:r>
+      <w:proofErr w:type="spellStart"/>
+      <w:r>
+        <w:rPr>
+          <w:lang w:val="ru-MD"/>
+        </w:rPr>
+        <w:t>Ю́да</w:t>
+      </w:r>
+      <w:proofErr w:type="spellEnd"/>
+      <w:r>
+        <w:rPr>
+          <w:lang w:val="ru-MD"/>
+        </w:rPr>
+        <w:t xml:space="preserve">, але́, як </w:t>
+      </w:r>
+      <w:proofErr w:type="spellStart"/>
+      <w:r>
+        <w:rPr>
+          <w:lang w:val="ru-MD"/>
+        </w:rPr>
+        <w:t>розбíйник</w:t>
+      </w:r>
+      <w:proofErr w:type="spellEnd"/>
+      <w:r>
+        <w:rPr>
+          <w:lang w:val="ru-MD"/>
+        </w:rPr>
+        <w:t xml:space="preserve">, </w:t>
+      </w:r>
+      <w:proofErr w:type="spellStart"/>
+      <w:r>
+        <w:rPr>
+          <w:lang w:val="ru-MD"/>
+        </w:rPr>
+        <w:t>ісповíдую</w:t>
+      </w:r>
+      <w:proofErr w:type="spellEnd"/>
+      <w:r>
+        <w:rPr>
+          <w:lang w:val="ru-MD"/>
+        </w:rPr>
+        <w:t xml:space="preserve"> Тебе́:</w:t>
       </w:r>
     </w:p>
     <w:p>
@@ -298,11 +746,75 @@
           <w:lang w:val="ru-MD"/>
         </w:rPr>
       </w:pPr>
-      <w:r>
-        <w:rPr>
-          <w:lang w:val="ru-MD"/>
-        </w:rPr>
-        <w:t>Пом’яни́ мене́, Го́споди, коли́ при́йдеш — у ца́рстві Твої́м.</w:t>
+      <w:proofErr w:type="spellStart"/>
+      <w:r>
+        <w:rPr>
+          <w:lang w:val="ru-MD"/>
+        </w:rPr>
+        <w:t>Пом’яни</w:t>
+      </w:r>
+      <w:proofErr w:type="spellEnd"/>
+      <w:r>
+        <w:rPr>
+          <w:lang w:val="ru-MD"/>
+        </w:rPr>
+        <w:t xml:space="preserve">́ мене́, </w:t>
+      </w:r>
+      <w:proofErr w:type="spellStart"/>
+      <w:r>
+        <w:rPr>
+          <w:lang w:val="ru-MD"/>
+        </w:rPr>
+        <w:t>Го́споди</w:t>
+      </w:r>
+      <w:proofErr w:type="spellEnd"/>
+      <w:r>
+        <w:rPr>
+          <w:lang w:val="ru-MD"/>
+        </w:rPr>
+        <w:t xml:space="preserve">, коли́ </w:t>
+      </w:r>
+      <w:proofErr w:type="spellStart"/>
+      <w:r>
+        <w:rPr>
+          <w:lang w:val="ru-MD"/>
+        </w:rPr>
+        <w:t>при́йдеш</w:t>
+      </w:r>
+      <w:proofErr w:type="spellEnd"/>
+      <w:r>
+        <w:rPr>
+          <w:lang w:val="ru-MD"/>
+        </w:rPr>
+        <w:t xml:space="preserve"> — у </w:t>
+      </w:r>
+      <w:proofErr w:type="spellStart"/>
+      <w:r>
+        <w:rPr>
+          <w:lang w:val="ru-MD"/>
+        </w:rPr>
+        <w:t>ца́рстві</w:t>
+      </w:r>
+      <w:proofErr w:type="spellEnd"/>
+      <w:r>
+        <w:rPr>
+          <w:lang w:val="ru-MD"/>
+        </w:rPr>
+        <w:t xml:space="preserve"> </w:t>
+      </w:r>
+      <w:proofErr w:type="spellStart"/>
+      <w:r>
+        <w:rPr>
+          <w:lang w:val="ru-MD"/>
+        </w:rPr>
+        <w:t>Твої́м</w:t>
+      </w:r>
+      <w:proofErr w:type="spellEnd"/>
+      <w:r>
+        <w:rPr>
+          <w:lang w:val="ru-MD"/>
+        </w:rPr>
+        <w:t>.</w:t>
       </w:r>
     </w:p>
     <w:p>
@@ -311,11 +823,75 @@
           <w:lang w:val="ru-MD"/>
         </w:rPr>
       </w:pPr>
-      <w:r>
-        <w:rPr>
-          <w:lang w:val="ru-MD"/>
-        </w:rPr>
-        <w:t>Пом’яни́ мене́, Влади́ко, коли́ при́йдеш — у ца́рстві Твої́м.</w:t>
+      <w:proofErr w:type="spellStart"/>
+      <w:r>
+        <w:rPr>
+          <w:lang w:val="ru-MD"/>
+        </w:rPr>
+        <w:t>Пом’яни</w:t>
+      </w:r>
+      <w:proofErr w:type="spellEnd"/>
+      <w:r>
+        <w:rPr>
+          <w:lang w:val="ru-MD"/>
+        </w:rPr>
+        <w:t xml:space="preserve">́ мене́, </w:t>
+      </w:r>
+      <w:proofErr w:type="spellStart"/>
+      <w:r>
+        <w:rPr>
+          <w:lang w:val="ru-MD"/>
+        </w:rPr>
+        <w:t>Влади́ко</w:t>
+      </w:r>
+      <w:proofErr w:type="spellEnd"/>
+      <w:r>
+        <w:rPr>
+          <w:lang w:val="ru-MD"/>
+        </w:rPr>
+        <w:t xml:space="preserve">, коли́ </w:t>
+      </w:r>
+      <w:proofErr w:type="spellStart"/>
+      <w:r>
+        <w:rPr>
+          <w:lang w:val="ru-MD"/>
+        </w:rPr>
+        <w:t>при́йдеш</w:t>
+      </w:r>
+      <w:proofErr w:type="spellEnd"/>
+      <w:r>
+        <w:rPr>
+          <w:lang w:val="ru-MD"/>
+        </w:rPr>
+        <w:t xml:space="preserve"> — у </w:t>
+      </w:r>
+      <w:proofErr w:type="spellStart"/>
+      <w:r>
+        <w:rPr>
+          <w:lang w:val="ru-MD"/>
+        </w:rPr>
+        <w:t>ца́рстві</w:t>
+      </w:r>
+      <w:proofErr w:type="spellEnd"/>
+      <w:r>
+        <w:rPr>
+          <w:lang w:val="ru-MD"/>
+        </w:rPr>
+        <w:t xml:space="preserve"> </w:t>
+      </w:r>
+      <w:proofErr w:type="spellStart"/>
+      <w:r>
+        <w:rPr>
+          <w:lang w:val="ru-MD"/>
+        </w:rPr>
+        <w:t>Твої́м</w:t>
+      </w:r>
+      <w:proofErr w:type="spellEnd"/>
+      <w:r>
+        <w:rPr>
+          <w:lang w:val="ru-MD"/>
+        </w:rPr>
+        <w:t>.</w:t>
       </w:r>
     </w:p>
     <w:p>
@@ -324,11 +900,75 @@
           <w:lang w:val="ru-MD"/>
         </w:rPr>
       </w:pPr>
-      <w:r>
-        <w:rPr>
-          <w:lang w:val="ru-MD"/>
-        </w:rPr>
-        <w:t>Пом’яни́ мене́, Святи́й, коли́ при́йдеш — у ца́рстві Твої́м.</w:t>
+      <w:proofErr w:type="spellStart"/>
+      <w:r>
+        <w:rPr>
+          <w:lang w:val="ru-MD"/>
+        </w:rPr>
+        <w:t>Пом’яни</w:t>
+      </w:r>
+      <w:proofErr w:type="spellEnd"/>
+      <w:r>
+        <w:rPr>
+          <w:lang w:val="ru-MD"/>
+        </w:rPr>
+        <w:t xml:space="preserve">́ мене́, </w:t>
+      </w:r>
+      <w:proofErr w:type="spellStart"/>
+      <w:r>
+        <w:rPr>
+          <w:lang w:val="ru-MD"/>
+        </w:rPr>
+        <w:t>Святи́й</w:t>
+      </w:r>
+      <w:proofErr w:type="spellEnd"/>
+      <w:r>
+        <w:rPr>
+          <w:lang w:val="ru-MD"/>
+        </w:rPr>
+        <w:t xml:space="preserve">, коли́ </w:t>
+      </w:r>
+      <w:proofErr w:type="spellStart"/>
+      <w:r>
+        <w:rPr>
+          <w:lang w:val="ru-MD"/>
+        </w:rPr>
+        <w:t>при́йдеш</w:t>
+      </w:r>
+      <w:proofErr w:type="spellEnd"/>
+      <w:r>
+        <w:rPr>
+          <w:lang w:val="ru-MD"/>
+        </w:rPr>
+        <w:t xml:space="preserve"> — у </w:t>
+      </w:r>
+      <w:proofErr w:type="spellStart"/>
+      <w:r>
+        <w:rPr>
+          <w:lang w:val="ru-MD"/>
+        </w:rPr>
+        <w:t>ца́рстві</w:t>
+      </w:r>
+      <w:proofErr w:type="spellEnd"/>
+      <w:r>
+        <w:rPr>
+          <w:lang w:val="ru-MD"/>
+        </w:rPr>
+        <w:t xml:space="preserve"> </w:t>
+      </w:r>
+      <w:proofErr w:type="spellStart"/>
+      <w:r>
+        <w:rPr>
+          <w:lang w:val="ru-MD"/>
+        </w:rPr>
+        <w:t>Твої́м</w:t>
+      </w:r>
+      <w:proofErr w:type="spellEnd"/>
+      <w:r>
+        <w:rPr>
+          <w:lang w:val="ru-MD"/>
+        </w:rPr>
+        <w:t>.</w:t>
       </w:r>
     </w:p>
     <w:p>
@@ -337,11 +977,173 @@
           <w:lang w:val="ru-MD"/>
         </w:rPr>
       </w:pPr>
-      <w:r>
-        <w:rPr>
-          <w:lang w:val="ru-MD"/>
-        </w:rPr>
-        <w:t>Неха́й не на суд і не на осу́дження бу́де менí прича́стя святи́х Твої́х Та́їн, Го́споди, а на зцíлення душí і тíла.</w:t>
+      <w:proofErr w:type="spellStart"/>
+      <w:r>
+        <w:rPr>
+          <w:lang w:val="ru-MD"/>
+        </w:rPr>
+        <w:t>Неха́й</w:t>
+      </w:r>
+      <w:proofErr w:type="spellEnd"/>
+      <w:r>
+        <w:rPr>
+          <w:lang w:val="ru-MD"/>
+        </w:rPr>
+        <w:t xml:space="preserve"> не на суд і не на </w:t>
+      </w:r>
+      <w:proofErr w:type="spellStart"/>
+      <w:r>
+        <w:rPr>
+          <w:lang w:val="ru-MD"/>
+        </w:rPr>
+        <w:t>осу́дження</w:t>
+      </w:r>
+      <w:proofErr w:type="spellEnd"/>
+      <w:r>
+        <w:rPr>
+          <w:lang w:val="ru-MD"/>
+        </w:rPr>
+        <w:t xml:space="preserve"> </w:t>
+      </w:r>
+      <w:proofErr w:type="spellStart"/>
+      <w:r>
+        <w:rPr>
+          <w:lang w:val="ru-MD"/>
+        </w:rPr>
+        <w:t>бу́де</w:t>
+      </w:r>
+      <w:proofErr w:type="spellEnd"/>
+      <w:r>
+        <w:rPr>
+          <w:lang w:val="ru-MD"/>
+        </w:rPr>
+        <w:t xml:space="preserve"> </w:t>
+      </w:r>
+      <w:proofErr w:type="spellStart"/>
+      <w:r>
+        <w:rPr>
+          <w:lang w:val="ru-MD"/>
+        </w:rPr>
+        <w:t>менí</w:t>
+      </w:r>
+      <w:proofErr w:type="spellEnd"/>
+      <w:r>
+        <w:rPr>
+          <w:lang w:val="ru-MD"/>
+        </w:rPr>
+        <w:t xml:space="preserve"> </w:t>
+      </w:r>
+      <w:proofErr w:type="spellStart"/>
+      <w:r>
+        <w:rPr>
+          <w:lang w:val="ru-MD"/>
+        </w:rPr>
+        <w:t>прича́стя</w:t>
+      </w:r>
+      <w:proofErr w:type="spellEnd"/>
+      <w:r>
+        <w:rPr>
+          <w:lang w:val="ru-MD"/>
+        </w:rPr>
+        <w:t xml:space="preserve"> </w:t>
+      </w:r>
+      <w:proofErr w:type="spellStart"/>
+      <w:r>
+        <w:rPr>
+          <w:lang w:val="ru-MD"/>
+        </w:rPr>
+        <w:t>святи́х</w:t>
+      </w:r>
+      <w:proofErr w:type="spellEnd"/>
+      <w:r>
+        <w:rPr>
+          <w:lang w:val="ru-MD"/>
+        </w:rPr>
+        <w:t xml:space="preserve"> </w:t>
+      </w:r>
+      <w:proofErr w:type="spellStart"/>
+      <w:r>
+        <w:rPr>
+          <w:lang w:val="ru-MD"/>
+        </w:rPr>
+        <w:t>Твої́х</w:t>
+      </w:r>
+      <w:proofErr w:type="spellEnd"/>
+      <w:r>
+        <w:rPr>
+          <w:lang w:val="ru-MD"/>
+        </w:rPr>
+        <w:t xml:space="preserve"> </w:t>
+      </w:r>
+      <w:proofErr w:type="spellStart"/>
+      <w:r>
+        <w:rPr>
+          <w:lang w:val="ru-MD"/>
+        </w:rPr>
+        <w:t>Та́їн</w:t>
+      </w:r>
+      <w:proofErr w:type="spellEnd"/>
+      <w:r>
+        <w:rPr>
+          <w:lang w:val="ru-MD"/>
+        </w:rPr>
+        <w:t xml:space="preserve">, </w:t>
+      </w:r>
+      <w:proofErr w:type="spellStart"/>
+      <w:r>
+        <w:rPr>
+          <w:lang w:val="ru-MD"/>
+        </w:rPr>
+        <w:t>Го́споди</w:t>
+      </w:r>
+      <w:proofErr w:type="spellEnd"/>
+      <w:r>
+        <w:rPr>
+          <w:lang w:val="ru-MD"/>
+        </w:rPr>
+        <w:t xml:space="preserve">, а на </w:t>
+      </w:r>
+      <w:proofErr w:type="spellStart"/>
+      <w:r>
+        <w:rPr>
+          <w:lang w:val="ru-MD"/>
+        </w:rPr>
+        <w:t>зцíлення</w:t>
+      </w:r>
+      <w:proofErr w:type="spellEnd"/>
+      <w:r>
+        <w:rPr>
+          <w:lang w:val="ru-MD"/>
+        </w:rPr>
+        <w:t xml:space="preserve"> </w:t>
+      </w:r>
+      <w:proofErr w:type="spellStart"/>
+      <w:r>
+        <w:rPr>
+          <w:lang w:val="ru-MD"/>
+        </w:rPr>
+        <w:t>душí</w:t>
+      </w:r>
+      <w:proofErr w:type="spellEnd"/>
+      <w:r>
+        <w:rPr>
+          <w:lang w:val="ru-MD"/>
+        </w:rPr>
+        <w:t xml:space="preserve"> і </w:t>
+      </w:r>
+      <w:proofErr w:type="spellStart"/>
+      <w:r>
+        <w:rPr>
+          <w:lang w:val="ru-MD"/>
+        </w:rPr>
+        <w:t>тíла</w:t>
+      </w:r>
+      <w:proofErr w:type="spellEnd"/>
+      <w:r>
+        <w:rPr>
+          <w:lang w:val="ru-MD"/>
+        </w:rPr>
+        <w:t>.</w:t>
       </w:r>
     </w:p>
     <w:p>
@@ -350,23 +1152,82 @@
           <w:lang w:val="ru-MD"/>
         </w:rPr>
       </w:pPr>
-      <w:r>
-        <w:rPr>
-          <w:lang w:val="ru-MD"/>
-        </w:rPr>
-        <w:t>Бо́же, будь милости́вим до ме́не, грíшного</w:t>
-      </w:r>
-      <w:r>
-        <w:rPr>
-          <w:lang w:val="ru-MD"/>
-        </w:rPr>
-        <w:t xml:space="preserve"> </w:t>
-      </w:r>
-      <w:r>
-        <w:rPr>
-          <w:lang w:val="ru-MD"/>
-        </w:rPr>
-        <w:t>(грíшно</w:t>
+      <w:proofErr w:type="spellStart"/>
+      <w:r>
+        <w:rPr>
+          <w:lang w:val="ru-MD"/>
+        </w:rPr>
+        <w:t>Бо́же</w:t>
+      </w:r>
+      <w:proofErr w:type="spellEnd"/>
+      <w:r>
+        <w:rPr>
+          <w:lang w:val="ru-MD"/>
+        </w:rPr>
+        <w:t xml:space="preserve">, будь </w:t>
+      </w:r>
+      <w:proofErr w:type="spellStart"/>
+      <w:r>
+        <w:rPr>
+          <w:lang w:val="ru-MD"/>
+        </w:rPr>
+        <w:t>милости́вим</w:t>
+      </w:r>
+      <w:proofErr w:type="spellEnd"/>
+      <w:r>
+        <w:rPr>
+          <w:lang w:val="ru-MD"/>
+        </w:rPr>
+        <w:t xml:space="preserve"> </w:t>
+      </w:r>
+      <w:proofErr w:type="gramStart"/>
+      <w:r>
+        <w:rPr>
+          <w:lang w:val="ru-MD"/>
+        </w:rPr>
+        <w:t xml:space="preserve">до </w:t>
+      </w:r>
+      <w:proofErr w:type="spellStart"/>
+      <w:r>
+        <w:rPr>
+          <w:lang w:val="ru-MD"/>
+        </w:rPr>
+        <w:t>ме́не</w:t>
+      </w:r>
+      <w:proofErr w:type="spellEnd"/>
+      <w:proofErr w:type="gramEnd"/>
+      <w:r>
+        <w:rPr>
+          <w:lang w:val="ru-MD"/>
+        </w:rPr>
+        <w:t xml:space="preserve">, </w:t>
+      </w:r>
+      <w:proofErr w:type="spellStart"/>
+      <w:r>
+        <w:rPr>
+          <w:lang w:val="ru-MD"/>
+        </w:rPr>
+        <w:t>грíшного</w:t>
+      </w:r>
+      <w:proofErr w:type="spellEnd"/>
+      <w:r>
+        <w:rPr>
+          <w:lang w:val="ru-MD"/>
+        </w:rPr>
+        <w:t xml:space="preserve"> </w:t>
+      </w:r>
+      <w:r>
+        <w:rPr>
+          <w:lang w:val="ru-MD"/>
+        </w:rPr>
+        <w:t>(</w:t>
+      </w:r>
+      <w:proofErr w:type="spellStart"/>
+      <w:r>
+        <w:rPr>
+          <w:lang w:val="ru-MD"/>
+        </w:rPr>
+        <w:t>грíшно</w:t>
       </w:r>
       <w:r>
         <w:rPr>
@@ -374,6 +1235,7 @@
         </w:rPr>
         <w:t>ї</w:t>
       </w:r>
+      <w:proofErr w:type="spellEnd"/>
       <w:r>
         <w:rPr>
           <w:lang w:val="ru-MD"/>
@@ -387,11 +1249,75 @@
           <w:lang w:val="ru-MD"/>
         </w:rPr>
       </w:pPr>
-      <w:r>
-        <w:rPr>
-          <w:lang w:val="ru-MD"/>
-        </w:rPr>
-        <w:t>Бо́же, очи́сти мої́ гріхи́ і поми́луй мене́.</w:t>
+      <w:proofErr w:type="spellStart"/>
+      <w:r>
+        <w:rPr>
+          <w:lang w:val="ru-MD"/>
+        </w:rPr>
+        <w:t>Бо́же</w:t>
+      </w:r>
+      <w:proofErr w:type="spellEnd"/>
+      <w:r>
+        <w:rPr>
+          <w:lang w:val="ru-MD"/>
+        </w:rPr>
+        <w:t xml:space="preserve">, </w:t>
+      </w:r>
+      <w:proofErr w:type="spellStart"/>
+      <w:r>
+        <w:rPr>
+          <w:lang w:val="ru-MD"/>
+        </w:rPr>
+        <w:t>очи́сти</w:t>
+      </w:r>
+      <w:proofErr w:type="spellEnd"/>
+      <w:r>
+        <w:rPr>
+          <w:lang w:val="ru-MD"/>
+        </w:rPr>
+        <w:t xml:space="preserve"> </w:t>
+      </w:r>
+      <w:proofErr w:type="spellStart"/>
+      <w:r>
+        <w:rPr>
+          <w:lang w:val="ru-MD"/>
+        </w:rPr>
+        <w:t>мої</w:t>
+      </w:r>
+      <w:proofErr w:type="spellEnd"/>
+      <w:r>
+        <w:rPr>
+          <w:lang w:val="ru-MD"/>
+        </w:rPr>
+        <w:t xml:space="preserve">́ </w:t>
+      </w:r>
+      <w:proofErr w:type="spellStart"/>
+      <w:r>
+        <w:rPr>
+          <w:lang w:val="ru-MD"/>
+        </w:rPr>
+        <w:t>гріхи</w:t>
+      </w:r>
+      <w:proofErr w:type="spellEnd"/>
+      <w:r>
+        <w:rPr>
+          <w:lang w:val="ru-MD"/>
+        </w:rPr>
+        <w:t xml:space="preserve">́ і </w:t>
+      </w:r>
+      <w:proofErr w:type="spellStart"/>
+      <w:r>
+        <w:rPr>
+          <w:lang w:val="ru-MD"/>
+        </w:rPr>
+        <w:t>поми́луй</w:t>
+      </w:r>
+      <w:proofErr w:type="spellEnd"/>
+      <w:r>
+        <w:rPr>
+          <w:lang w:val="ru-MD"/>
+        </w:rPr>
+        <w:t xml:space="preserve"> мене́.</w:t>
       </w:r>
     </w:p>
     <w:p>
@@ -404,8 +1330,23 @@
         <w:rPr>
           <w:lang w:val="ru-MD"/>
         </w:rPr>
-        <w:t>Без числа́ нагріши́в (</w:t>
-      </w:r>
+        <w:t xml:space="preserve">Без числа́ </w:t>
+      </w:r>
+      <w:proofErr w:type="spellStart"/>
+      <w:r>
+        <w:rPr>
+          <w:lang w:val="ru-MD"/>
+        </w:rPr>
+        <w:t>нагріши́в</w:t>
+      </w:r>
+      <w:proofErr w:type="spellEnd"/>
+      <w:r>
+        <w:rPr>
+          <w:lang w:val="ru-MD"/>
+        </w:rPr>
+        <w:t xml:space="preserve"> (</w:t>
+      </w:r>
+      <w:proofErr w:type="spellStart"/>
       <w:r>
         <w:rPr>
           <w:lang w:val="ru-MD"/>
@@ -424,6 +1365,7 @@
         </w:rPr>
         <w:t>ла</w:t>
       </w:r>
+      <w:proofErr w:type="spellEnd"/>
       <w:r>
         <w:rPr>
           <w:lang w:val="ru-MD"/>
@@ -440,7 +1382,35 @@
         <w:rPr>
           <w:lang w:val="ru-MD"/>
         </w:rPr>
-        <w:t>я, Го́споди, прости́ менí.</w:t>
+        <w:t xml:space="preserve">я, </w:t>
+      </w:r>
+      <w:proofErr w:type="spellStart"/>
+      <w:r>
+        <w:rPr>
+          <w:lang w:val="ru-MD"/>
+        </w:rPr>
+        <w:t>Го́споди</w:t>
+      </w:r>
+      <w:proofErr w:type="spellEnd"/>
+      <w:r>
+        <w:rPr>
+          <w:lang w:val="ru-MD"/>
+        </w:rPr>
+        <w:t xml:space="preserve">, прости́ </w:t>
+      </w:r>
+      <w:proofErr w:type="spellStart"/>
+      <w:r>
+        <w:rPr>
+          <w:lang w:val="ru-MD"/>
+        </w:rPr>
+        <w:t>менí</w:t>
+      </w:r>
+      <w:proofErr w:type="spellEnd"/>
+      <w:r>
+        <w:rPr>
+          <w:lang w:val="ru-MD"/>
+        </w:rPr>
+        <w:t>.</w:t>
       </w:r>
     </w:p>
     <w:sectPr>
@@ -923,6 +1893,22 @@
       <w:lang w:eastAsia="uk-UA"/>
     </w:rPr>
   </w:style>
+  <w:style w:type="paragraph" w:styleId="a3">
+    <w:name w:val="Normal (Web)"/>
+    <w:basedOn w:val="a"/>
+    <w:uiPriority w:val="99"/>
+    <w:semiHidden/>
+    <w:unhideWhenUsed/>
+    <w:rsid w:val="00C752C0"/>
+    <w:pPr>
+      <w:spacing w:before="100" w:beforeAutospacing="1" w:after="100" w:afterAutospacing="1" w:line="240" w:lineRule="auto"/>
+    </w:pPr>
+    <w:rPr>
+      <w:rFonts w:ascii="Times New Roman" w:eastAsia="Times New Roman" w:hAnsi="Times New Roman" w:cs="Times New Roman"/>
+      <w:sz w:val="24"/>
+      <w:szCs w:val="24"/>
+    </w:rPr>
+  </w:style>
 </w:styles>
 </file>
 
